--- a/cupia-ai-research/docs/reference/02_CUPIA_AI_연구과제_2026_SOW_v3.docx
+++ b/cupia-ai-research/docs/reference/02_CUPIA_AI_연구과제_2026_SOW_v3.docx
@@ -1713,7 +1713,7 @@
                 <w:sz w:val="20"/>
                 <w:szCs w:val="20"/>
               </w:rPr>
-              <w:t>시커스랩</w:t>
+              <w:t>씨커스</w:t>
             </w:r>
             <w:proofErr w:type="spellEnd"/>
             <w:r>
@@ -1729,7 +1729,7 @@
                 <w:sz w:val="20"/>
                 <w:szCs w:val="20"/>
               </w:rPr>
-              <w:t>SeekersLab</w:t>
+              <w:t>씨커스</w:t>
             </w:r>
             <w:proofErr w:type="spellEnd"/>
             <w:r>
@@ -1876,16 +1876,12 @@
         <w:spacing w:before="80" w:after="80" w:line="360" w:lineRule="auto"/>
       </w:pPr>
       <w:r>
-        <w:t xml:space="preserve">한편, EWACS(전자통관 업무 모니터링 시스템)는 현재 고정 임계치 기반의 룰 엔진으로 운영되고 있다. 수행업체인 </w:t>
+        <w:t>한편, EWACS(전자통관 업무 모니터링 시스템)는 현재 고정 임계치 기반의 룰 엔진으로 운영되고 있다. 수행업체인 씨커스는 AI Agent 기술에 전문성을 보유하고 있으며, 이를 EWACS에 접목하여 동적 임계치 학습, 예측 기반 알림, 자동 원인 분석 등 지능형 모니터링 체계로 전환하는 것을 본 과업의 핵심 목표로 한다.</w:t>
       </w:r>
       <w:proofErr w:type="spellStart"/>
-      <w:r>
-        <w:t>SeekersLab</w:t>
-      </w:r>
+      <w:r/>
       <w:proofErr w:type="spellEnd"/>
-      <w:r>
-        <w:t>은 AI Agent 기술에 전문성을 보유하고 있으며, 이를 EWACS에 접목하여 동적 임계치 학습, 예측 기반 알림, 자동 원인 분석 등 지능형 모니터링 체계로 전환하는 것을 본 과업의 핵심 목표로 한다.</w:t>
-      </w:r>
+      <w:r/>
     </w:p>
     <w:p>
       <w:pPr>
@@ -1925,7 +1921,7 @@
       </w:pPr>
       <w:proofErr w:type="spellStart"/>
       <w:r>
-        <w:t>SeekersLab</w:t>
+        <w:t>씨커스</w:t>
       </w:r>
       <w:proofErr w:type="spellEnd"/>
       <w:r>
@@ -3080,7 +3076,7 @@
       </w:r>
       <w:proofErr w:type="spellStart"/>
       <w:r>
-        <w:t>SeekersLab</w:t>
+        <w:t>씨커스</w:t>
       </w:r>
       <w:proofErr w:type="spellEnd"/>
       <w:r>
@@ -12665,7 +12661,7 @@
                 <w:sz w:val="20"/>
                 <w:szCs w:val="20"/>
               </w:rPr>
-              <w:t>시커스랩</w:t>
+              <w:t>씨커스</w:t>
             </w:r>
             <w:proofErr w:type="spellEnd"/>
             <w:r>
@@ -12681,7 +12677,7 @@
                 <w:sz w:val="20"/>
                 <w:szCs w:val="20"/>
               </w:rPr>
-              <w:t>SeekersLab</w:t>
+              <w:t>씨커스</w:t>
             </w:r>
             <w:proofErr w:type="spellEnd"/>
             <w:r>
@@ -12827,7 +12823,7 @@
         <w:sz w:val="16"/>
         <w:szCs w:val="16"/>
       </w:rPr>
-      <w:t>SeekersLab</w:t>
+      <w:t>씨커스</w:t>
     </w:r>
     <w:proofErr w:type="spellEnd"/>
     <w:r>
@@ -12871,7 +12867,6 @@
         <w:sz w:val="16"/>
         <w:szCs w:val="16"/>
       </w:rPr>
-      <w:fldChar w:fldCharType="begin"/>
     </w:r>
     <w:r>
       <w:rPr>
@@ -12879,7 +12874,6 @@
         <w:sz w:val="16"/>
         <w:szCs w:val="16"/>
       </w:rPr>
-      <w:instrText>PAGE</w:instrText>
     </w:r>
     <w:r>
       <w:rPr>
@@ -12887,7 +12881,6 @@
         <w:sz w:val="16"/>
         <w:szCs w:val="16"/>
       </w:rPr>
-      <w:fldChar w:fldCharType="separate"/>
     </w:r>
     <w:r>
       <w:rPr>
@@ -12904,7 +12897,6 @@
         <w:sz w:val="16"/>
         <w:szCs w:val="16"/>
       </w:rPr>
-      <w:fldChar w:fldCharType="end"/>
     </w:r>
     <w:r>
       <w:rPr>
@@ -12920,7 +12912,6 @@
         <w:sz w:val="16"/>
         <w:szCs w:val="16"/>
       </w:rPr>
-      <w:fldChar w:fldCharType="begin"/>
     </w:r>
     <w:r>
       <w:rPr>
@@ -12928,7 +12919,6 @@
         <w:sz w:val="16"/>
         <w:szCs w:val="16"/>
       </w:rPr>
-      <w:instrText>NUMPAGES</w:instrText>
     </w:r>
     <w:r>
       <w:rPr>
@@ -12936,7 +12926,6 @@
         <w:sz w:val="16"/>
         <w:szCs w:val="16"/>
       </w:rPr>
-      <w:fldChar w:fldCharType="separate"/>
     </w:r>
     <w:r>
       <w:rPr>
@@ -12953,7 +12942,6 @@
         <w:sz w:val="16"/>
         <w:szCs w:val="16"/>
       </w:rPr>
-      <w:fldChar w:fldCharType="end"/>
     </w:r>
   </w:p>
 </w:ftr>
